--- a/_site/posts/2023-05-19-seminario-de-filosofia-marxista/index.docx
+++ b/_site/posts/2023-05-19-seminario-de-filosofia-marxista/index.docx
@@ -217,7 +217,7 @@
         <w:t xml:space="preserve">Palabras clave</w:t>
       </w:r>
       <w:r>
-        <w:t xml:space="preserve">: keyword1, keyword2</w:t>
+        <w:t xml:space="preserve">:</w:t>
       </w:r>
     </w:p>
     <w:p>

--- a/_site/posts/2023-05-19-seminario-de-filosofia-marxista/index.docx
+++ b/_site/posts/2023-05-19-seminario-de-filosofia-marxista/index.docx
@@ -1517,7 +1517,7 @@
       </w:r>
     </w:p>
     <w:bookmarkEnd w:id="33"/>
-    <w:bookmarkStart w:id="52" w:name="publicaciones-similares"/>
+    <w:bookmarkStart w:id="50" w:name="publicaciones-similares"/>
     <w:p>
       <w:pPr>
         <w:pStyle w:val="Heading1"/>
@@ -1704,34 +1704,13 @@
     </w:p>
     <w:p>
       <w:pPr>
-        <w:pStyle w:val="Compact"/>
-        <w:numPr>
-          <w:ilvl w:val="0"/>
-          <w:numId w:val="1003"/>
-        </w:numPr>
-      </w:pPr>
-      <w:hyperlink r:id="rId50"/>
-      <w:r>
-        <w:t xml:space="preserve"> </w:t>
-      </w:r>
-      <w:hyperlink r:id="rId51">
-        <w:r>
-          <w:rPr>
-            <w:rStyle w:val="Hyperlink"/>
-          </w:rPr>
-          <w:t xml:space="preserve">Tres Fuentes Tres Partes Del Marxismo</w:t>
-        </w:r>
-      </w:hyperlink>
-    </w:p>
-    <w:p>
-      <w:pPr>
         <w:pStyle w:val="FirstParagraph"/>
       </w:pPr>
       <w:r>
         <w:t xml:space="preserve">Esperamos que encuentres estas publicaciones igualmente interesantes y útiles. ¡Disfruta de la lectura!</w:t>
       </w:r>
     </w:p>
-    <w:bookmarkEnd w:id="52"/>
+    <w:bookmarkEnd w:id="50"/>
     <w:sectPr>
       <w:headerReference r:id="rId8" w:type="even"/>
       <w:headerReference r:id="rId9" w:type="default"/>
